--- a/deliveries/cases/EN/4.docx
+++ b/deliveries/cases/EN/4.docx
@@ -4,7 +4,7 @@
   <w:body>
     <w:p>
       <w:pPr>
-        <w:ind w:left="3119" w:firstLine="0"/>
+        <w:ind w:left="0" w:right="0" w:firstLine="0"/>
         <w:jc w:val="right"/>
         <w:rPr>
           <w:rFonts w:ascii="Arial" w:cs="Arial" w:eastAsia="Arial" w:hAnsi="Arial"/>
@@ -36,12 +36,12 @@
             <wp:extent cx="1880235" cy="1381716"/>
             <wp:effectExtent b="0" l="0" r="0" t="0"/>
             <wp:wrapSquare wrapText="bothSides" distB="0" distT="0" distL="114300" distR="114300"/>
-            <wp:docPr id="5" name="image3.png"/>
+            <wp:docPr id="3" name="image1.png"/>
             <a:graphic>
               <a:graphicData uri="http://schemas.openxmlformats.org/drawingml/2006/picture">
                 <pic:pic>
                   <pic:nvPicPr>
-                    <pic:cNvPr id="0" name="image3.png"/>
+                    <pic:cNvPr id="0" name="image1.png"/>
                     <pic:cNvPicPr preferRelativeResize="0"/>
                   </pic:nvPicPr>
                   <pic:blipFill>
@@ -76,7 +76,7 @@
         <w:tabs>
           <w:tab w:val="left" w:leader="none" w:pos="6336"/>
         </w:tabs>
-        <w:ind w:left="3119" w:firstLine="0"/>
+        <w:ind w:left="0" w:right="0" w:firstLine="0"/>
         <w:rPr>
           <w:rFonts w:ascii="Arial" w:cs="Arial" w:eastAsia="Arial" w:hAnsi="Arial"/>
           <w:b w:val="1"/>
@@ -101,7 +101,7 @@
     </w:p>
     <w:p>
       <w:pPr>
-        <w:ind w:left="3119" w:firstLine="0"/>
+        <w:ind w:left="0" w:right="0" w:firstLine="0"/>
         <w:jc w:val="right"/>
         <w:rPr>
           <w:rFonts w:ascii="Arial" w:cs="Arial" w:eastAsia="Arial" w:hAnsi="Arial"/>
@@ -120,7 +120,7 @@
     </w:p>
     <w:p>
       <w:pPr>
-        <w:ind w:left="3119" w:firstLine="0"/>
+        <w:ind w:left="0" w:right="0" w:firstLine="0"/>
         <w:jc w:val="right"/>
         <w:rPr>
           <w:rFonts w:ascii="Arial" w:cs="Arial" w:eastAsia="Arial" w:hAnsi="Arial"/>
@@ -139,7 +139,7 @@
     </w:p>
     <w:p>
       <w:pPr>
-        <w:ind w:left="3119" w:firstLine="0"/>
+        <w:ind w:left="0" w:right="0" w:firstLine="0"/>
         <w:jc w:val="right"/>
         <w:rPr>
           <w:rFonts w:ascii="Arial" w:cs="Arial" w:eastAsia="Arial" w:hAnsi="Arial"/>
@@ -158,7 +158,7 @@
     </w:p>
     <w:p>
       <w:pPr>
-        <w:ind w:left="3119" w:firstLine="0"/>
+        <w:ind w:left="0" w:right="0" w:firstLine="0"/>
         <w:jc w:val="right"/>
         <w:rPr>
           <w:rFonts w:ascii="Arial" w:cs="Arial" w:eastAsia="Arial" w:hAnsi="Arial"/>
@@ -180,7 +180,7 @@
         <w:pBdr>
           <w:bottom w:color="000000" w:space="1" w:sz="4" w:val="single"/>
         </w:pBdr>
-        <w:ind w:left="5245" w:firstLine="0"/>
+        <w:ind w:left="0" w:right="0" w:firstLine="0"/>
         <w:jc w:val="right"/>
         <w:rPr>
           <w:rFonts w:ascii="Arial" w:cs="Arial" w:eastAsia="Arial" w:hAnsi="Arial"/>
@@ -206,12 +206,13 @@
     </w:p>
     <w:p>
       <w:pPr>
-        <w:rPr>
-          <w:rFonts w:ascii="Arial" w:cs="Arial" w:eastAsia="Arial" w:hAnsi="Arial"/>
-          <w:color w:val="231f20"/>
-        </w:rPr>
-      </w:pPr>
-      <w:bookmarkStart w:colFirst="0" w:colLast="0" w:name="_s5y19dtjef64" w:id="0"/>
+        <w:ind w:left="0" w:right="0" w:firstLine="0"/>
+        <w:rPr>
+          <w:rFonts w:ascii="Arial" w:cs="Arial" w:eastAsia="Arial" w:hAnsi="Arial"/>
+          <w:color w:val="231f20"/>
+        </w:rPr>
+      </w:pPr>
+      <w:bookmarkStart w:colFirst="0" w:colLast="0" w:name="_yf0np8297gem" w:id="0"/>
       <w:bookmarkEnd w:id="0"/>
       <w:r>
         <w:rPr>
@@ -221,6 +222,7 @@
     </w:p>
     <w:p>
       <w:pPr>
+        <w:ind w:left="0" w:right="0" w:firstLine="0"/>
         <w:rPr>
           <w:rFonts w:ascii="Arial" w:cs="Arial" w:eastAsia="Arial" w:hAnsi="Arial"/>
           <w:color w:val="231f20"/>
@@ -237,6 +239,7 @@
         <w:tabs>
           <w:tab w:val="left" w:leader="none" w:pos="11340"/>
         </w:tabs>
+        <w:ind w:left="0" w:right="0" w:firstLine="0"/>
         <w:rPr>
           <w:rFonts w:ascii="Arial" w:cs="Arial" w:eastAsia="Arial" w:hAnsi="Arial"/>
           <w:color w:val="231f20"/>
@@ -253,6 +256,7 @@
     </w:p>
     <w:p>
       <w:pPr>
+        <w:ind w:left="0" w:right="0" w:firstLine="0"/>
         <w:jc w:val="center"/>
         <w:rPr>
           <w:rFonts w:ascii="Arial" w:cs="Arial" w:eastAsia="Arial" w:hAnsi="Arial"/>
@@ -278,6 +282,7 @@
     </w:p>
     <w:p>
       <w:pPr>
+        <w:ind w:left="0" w:right="0" w:firstLine="0"/>
         <w:jc w:val="center"/>
         <w:rPr>
           <w:rFonts w:ascii="Arial" w:cs="Arial" w:eastAsia="Arial" w:hAnsi="Arial"/>
@@ -292,7 +297,7 @@
     </w:p>
     <w:p>
       <w:pPr>
-        <w:ind w:left="1560" w:right="1417" w:firstLine="0"/>
+        <w:ind w:left="0" w:right="0" w:firstLine="0"/>
         <w:jc w:val="center"/>
         <w:rPr>
           <w:rFonts w:ascii="Arial" w:cs="Arial" w:eastAsia="Arial" w:hAnsi="Arial"/>
@@ -318,7 +323,7 @@
     </w:p>
     <w:p>
       <w:pPr>
-        <w:ind w:left="1560" w:right="1417" w:firstLine="0"/>
+        <w:ind w:left="0" w:right="0" w:firstLine="0"/>
         <w:jc w:val="center"/>
         <w:rPr>
           <w:rFonts w:ascii="Arial" w:cs="Arial" w:eastAsia="Arial" w:hAnsi="Arial"/>
@@ -344,32 +349,35 @@
     </w:p>
     <w:p>
       <w:pPr>
-        <w:rPr>
-          <w:rFonts w:ascii="Arial" w:cs="Arial" w:eastAsia="Arial" w:hAnsi="Arial"/>
-          <w:color w:val="231f20"/>
-        </w:rPr>
-      </w:pPr>
-      <w:r>
-        <w:rPr>
-          <w:rtl w:val="0"/>
-        </w:rPr>
-      </w:r>
-    </w:p>
-    <w:p>
-      <w:pPr>
-        <w:rPr>
-          <w:rFonts w:ascii="Arial" w:cs="Arial" w:eastAsia="Arial" w:hAnsi="Arial"/>
-          <w:color w:val="231f20"/>
-        </w:rPr>
-      </w:pPr>
-      <w:r>
-        <w:rPr>
-          <w:rtl w:val="0"/>
-        </w:rPr>
-      </w:r>
-    </w:p>
-    <w:p>
-      <w:pPr>
+        <w:ind w:left="0" w:right="0" w:firstLine="0"/>
+        <w:rPr>
+          <w:rFonts w:ascii="Arial" w:cs="Arial" w:eastAsia="Arial" w:hAnsi="Arial"/>
+          <w:color w:val="231f20"/>
+        </w:rPr>
+      </w:pPr>
+      <w:r>
+        <w:rPr>
+          <w:rtl w:val="0"/>
+        </w:rPr>
+      </w:r>
+    </w:p>
+    <w:p>
+      <w:pPr>
+        <w:ind w:left="0" w:right="0" w:firstLine="0"/>
+        <w:rPr>
+          <w:rFonts w:ascii="Arial" w:cs="Arial" w:eastAsia="Arial" w:hAnsi="Arial"/>
+          <w:color w:val="231f20"/>
+        </w:rPr>
+      </w:pPr>
+      <w:r>
+        <w:rPr>
+          <w:rtl w:val="0"/>
+        </w:rPr>
+      </w:r>
+    </w:p>
+    <w:p>
+      <w:pPr>
+        <w:ind w:left="0" w:right="0" w:firstLine="0"/>
         <w:rPr>
           <w:rFonts w:ascii="Arial" w:cs="Arial" w:eastAsia="Arial" w:hAnsi="Arial"/>
           <w:color w:val="231f20"/>
@@ -386,6 +394,7 @@
         <w:tabs>
           <w:tab w:val="left" w:leader="none" w:pos="6115"/>
         </w:tabs>
+        <w:ind w:left="0" w:right="0" w:firstLine="0"/>
         <w:rPr>
           <w:rFonts w:ascii="Arial" w:cs="Arial" w:eastAsia="Arial" w:hAnsi="Arial"/>
           <w:color w:val="231f20"/>
@@ -402,6 +411,7 @@
         <w:tabs>
           <w:tab w:val="left" w:leader="none" w:pos="6115"/>
         </w:tabs>
+        <w:ind w:left="0" w:right="0" w:firstLine="0"/>
         <w:rPr>
           <w:rFonts w:ascii="Arial" w:cs="Arial" w:eastAsia="Arial" w:hAnsi="Arial"/>
           <w:color w:val="231f20"/>
@@ -418,58 +428,63 @@
         <w:tabs>
           <w:tab w:val="left" w:leader="none" w:pos="6115"/>
         </w:tabs>
-        <w:rPr>
-          <w:rFonts w:ascii="Arial" w:cs="Arial" w:eastAsia="Arial" w:hAnsi="Arial"/>
-          <w:color w:val="231f20"/>
-        </w:rPr>
-      </w:pPr>
-      <w:r>
-        <w:rPr>
-          <w:rtl w:val="0"/>
-        </w:rPr>
-      </w:r>
-    </w:p>
-    <w:p>
-      <w:pPr>
-        <w:rPr>
-          <w:rFonts w:ascii="Arial" w:cs="Arial" w:eastAsia="Arial" w:hAnsi="Arial"/>
-          <w:color w:val="231f20"/>
-        </w:rPr>
-      </w:pPr>
-      <w:r>
-        <w:rPr>
-          <w:rtl w:val="0"/>
-        </w:rPr>
-      </w:r>
-    </w:p>
-    <w:p>
-      <w:pPr>
-        <w:rPr>
-          <w:rFonts w:ascii="Arial" w:cs="Arial" w:eastAsia="Arial" w:hAnsi="Arial"/>
-          <w:color w:val="231f20"/>
-        </w:rPr>
-      </w:pPr>
-      <w:r>
-        <w:rPr>
-          <w:rtl w:val="0"/>
-        </w:rPr>
-      </w:r>
-    </w:p>
-    <w:p>
-      <w:pPr>
-        <w:rPr>
-          <w:rFonts w:ascii="Arial" w:cs="Arial" w:eastAsia="Arial" w:hAnsi="Arial"/>
-          <w:color w:val="231f20"/>
-        </w:rPr>
-      </w:pPr>
-      <w:r>
-        <w:rPr>
-          <w:rtl w:val="0"/>
-        </w:rPr>
-      </w:r>
-    </w:p>
-    <w:p>
-      <w:pPr>
+        <w:ind w:left="0" w:right="0" w:firstLine="0"/>
+        <w:rPr>
+          <w:rFonts w:ascii="Arial" w:cs="Arial" w:eastAsia="Arial" w:hAnsi="Arial"/>
+          <w:color w:val="231f20"/>
+        </w:rPr>
+      </w:pPr>
+      <w:r>
+        <w:rPr>
+          <w:rtl w:val="0"/>
+        </w:rPr>
+      </w:r>
+    </w:p>
+    <w:p>
+      <w:pPr>
+        <w:ind w:left="0" w:right="0" w:firstLine="0"/>
+        <w:rPr>
+          <w:rFonts w:ascii="Arial" w:cs="Arial" w:eastAsia="Arial" w:hAnsi="Arial"/>
+          <w:color w:val="231f20"/>
+        </w:rPr>
+      </w:pPr>
+      <w:r>
+        <w:rPr>
+          <w:rtl w:val="0"/>
+        </w:rPr>
+      </w:r>
+    </w:p>
+    <w:p>
+      <w:pPr>
+        <w:ind w:left="0" w:right="0" w:firstLine="0"/>
+        <w:rPr>
+          <w:rFonts w:ascii="Arial" w:cs="Arial" w:eastAsia="Arial" w:hAnsi="Arial"/>
+          <w:color w:val="231f20"/>
+        </w:rPr>
+      </w:pPr>
+      <w:r>
+        <w:rPr>
+          <w:rtl w:val="0"/>
+        </w:rPr>
+      </w:r>
+    </w:p>
+    <w:p>
+      <w:pPr>
+        <w:ind w:left="0" w:right="0" w:firstLine="0"/>
+        <w:rPr>
+          <w:rFonts w:ascii="Arial" w:cs="Arial" w:eastAsia="Arial" w:hAnsi="Arial"/>
+          <w:color w:val="231f20"/>
+        </w:rPr>
+      </w:pPr>
+      <w:r>
+        <w:rPr>
+          <w:rtl w:val="0"/>
+        </w:rPr>
+      </w:r>
+    </w:p>
+    <w:p>
+      <w:pPr>
+        <w:ind w:left="0" w:right="0" w:firstLine="0"/>
         <w:rPr>
           <w:rFonts w:ascii="Arial" w:cs="Arial" w:eastAsia="Arial" w:hAnsi="Arial"/>
           <w:b w:val="1"/>
@@ -506,6 +521,7 @@
           <w:tab w:val="left" w:leader="none" w:pos="2835"/>
         </w:tabs>
         <w:spacing w:after="0" w:lineRule="auto"/>
+        <w:ind w:left="0" w:right="0" w:firstLine="0"/>
         <w:rPr>
           <w:rFonts w:ascii="Arial" w:cs="Arial" w:eastAsia="Arial" w:hAnsi="Arial"/>
           <w:color w:val="231f20"/>
@@ -540,6 +556,7 @@
           <w:tab w:val="left" w:leader="none" w:pos="2835"/>
         </w:tabs>
         <w:spacing w:after="0" w:lineRule="auto"/>
+        <w:ind w:left="0" w:right="0" w:firstLine="0"/>
         <w:rPr>
           <w:rFonts w:ascii="Arial" w:cs="Arial" w:eastAsia="Arial" w:hAnsi="Arial"/>
           <w:color w:val="231f20"/>
@@ -574,6 +591,7 @@
           <w:tab w:val="left" w:leader="none" w:pos="2835"/>
         </w:tabs>
         <w:spacing w:after="0" w:lineRule="auto"/>
+        <w:ind w:left="0" w:right="0" w:firstLine="0"/>
         <w:rPr>
           <w:rFonts w:ascii="Arial" w:cs="Arial" w:eastAsia="Arial" w:hAnsi="Arial"/>
           <w:color w:val="231f20"/>
@@ -608,6 +626,7 @@
           <w:tab w:val="left" w:leader="none" w:pos="2835"/>
         </w:tabs>
         <w:spacing w:after="0" w:lineRule="auto"/>
+        <w:ind w:left="0" w:right="0" w:firstLine="0"/>
         <w:rPr>
           <w:rFonts w:ascii="Arial" w:cs="Arial" w:eastAsia="Arial" w:hAnsi="Arial"/>
           <w:color w:val="231f20"/>
@@ -642,7 +661,7 @@
           <w:tab w:val="left" w:leader="none" w:pos="2835"/>
         </w:tabs>
         <w:spacing w:after="0" w:lineRule="auto"/>
-        <w:ind w:left="2410" w:hanging="2410"/>
+        <w:ind w:left="0" w:right="0" w:firstLine="0"/>
         <w:rPr>
           <w:rFonts w:ascii="Arial" w:cs="Arial" w:eastAsia="Arial" w:hAnsi="Arial"/>
           <w:color w:val="231f20"/>
@@ -677,6 +696,7 @@
           <w:tab w:val="left" w:leader="none" w:pos="2835"/>
         </w:tabs>
         <w:spacing w:after="0" w:lineRule="auto"/>
+        <w:ind w:left="0" w:right="0" w:firstLine="0"/>
         <w:rPr>
           <w:rFonts w:ascii="Arial" w:cs="Arial" w:eastAsia="Arial" w:hAnsi="Arial"/>
           <w:color w:val="231f20"/>
@@ -711,6 +731,7 @@
           <w:tab w:val="left" w:leader="none" w:pos="2835"/>
         </w:tabs>
         <w:spacing w:after="0" w:lineRule="auto"/>
+        <w:ind w:left="0" w:right="0" w:firstLine="0"/>
         <w:rPr>
           <w:rFonts w:ascii="Arial" w:cs="Arial" w:eastAsia="Arial" w:hAnsi="Arial"/>
           <w:color w:val="231f20"/>
@@ -761,6 +782,7 @@
           <w:tab w:val="left" w:leader="none" w:pos="2835"/>
         </w:tabs>
         <w:spacing w:after="0" w:lineRule="auto"/>
+        <w:ind w:left="0" w:right="0" w:firstLine="0"/>
         <w:rPr>
           <w:rFonts w:ascii="Arial" w:cs="Arial" w:eastAsia="Arial" w:hAnsi="Arial"/>
           <w:color w:val="231f20"/>
@@ -784,7 +806,7 @@
     <w:p>
       <w:pPr>
         <w:spacing w:after="0" w:line="276" w:lineRule="auto"/>
-        <w:ind w:right="0"/>
+        <w:ind w:left="0" w:right="0" w:firstLine="0"/>
         <w:jc w:val="left"/>
         <w:rPr>
           <w:rFonts w:ascii="Arial" w:cs="Arial" w:eastAsia="Arial" w:hAnsi="Arial"/>
@@ -857,7 +879,7 @@
     </w:p>
     <w:sdt>
       <w:sdtPr>
-        <w:id w:val="-250546511"/>
+        <w:id w:val="719983150"/>
         <w:docPartObj>
           <w:docPartGallery w:val="Table of Contents"/>
           <w:docPartUnique w:val="1"/>
@@ -880,10 +902,10 @@
             <w:shd w:fill="auto" w:val="clear"/>
             <w:tabs>
               <w:tab w:val="left" w:leader="none" w:pos="440"/>
-              <w:tab w:val="right" w:leader="dot" w:pos="9764"/>
+              <w:tab w:val="right" w:leader="none" w:pos="9764"/>
             </w:tabs>
             <w:spacing w:after="120" w:before="120" w:line="240" w:lineRule="auto"/>
-            <w:ind w:left="0" w:right="113" w:firstLine="0"/>
+            <w:ind w:left="0" w:right="0" w:firstLine="0"/>
             <w:jc w:val="left"/>
             <w:rPr>
               <w:rFonts w:ascii="Arial" w:cs="Arial" w:eastAsia="Arial" w:hAnsi="Arial"/>
@@ -904,7 +926,7 @@
             <w:instrText xml:space="preserve"> TOC \h \u \z \t "Heading 1,1,Heading 2,2,Heading 3,3,"</w:instrText>
             <w:fldChar w:fldCharType="separate"/>
           </w:r>
-          <w:hyperlink w:anchor="_iq9fs3bmoynk">
+          <w:hyperlink w:anchor="_h63mojnufnwk">
             <w:r>
               <w:rPr>
                 <w:rFonts w:ascii="Arial" w:cs="Arial" w:eastAsia="Arial" w:hAnsi="Arial"/>
@@ -925,7 +947,7 @@
               <w:t xml:space="preserve">1</w:t>
             </w:r>
           </w:hyperlink>
-          <w:hyperlink w:anchor="_iq9fs3bmoynk">
+          <w:hyperlink w:anchor="_h63mojnufnwk">
             <w:r>
               <w:rPr>
                 <w:rFonts w:ascii="Arial" w:cs="Arial" w:eastAsia="Arial" w:hAnsi="Arial"/>
@@ -946,7 +968,7 @@
           </w:hyperlink>
           <w:r>
             <w:fldChar w:fldCharType="begin"/>
-            <w:instrText xml:space="preserve"> PAGEREF _iq9fs3bmoynk \h </w:instrText>
+            <w:instrText xml:space="preserve"> PAGEREF _h63mojnufnwk \h </w:instrText>
             <w:fldChar w:fldCharType="separate"/>
           </w:r>
           <w:r>
@@ -995,10 +1017,10 @@
             <w:shd w:fill="auto" w:val="clear"/>
             <w:tabs>
               <w:tab w:val="left" w:leader="none" w:pos="440"/>
-              <w:tab w:val="right" w:leader="dot" w:pos="9764"/>
+              <w:tab w:val="right" w:leader="none" w:pos="9764"/>
             </w:tabs>
             <w:spacing w:after="120" w:before="120" w:line="240" w:lineRule="auto"/>
-            <w:ind w:left="0" w:right="113" w:firstLine="0"/>
+            <w:ind w:left="0" w:right="0" w:firstLine="0"/>
             <w:jc w:val="left"/>
             <w:rPr>
               <w:rFonts w:ascii="Arial" w:cs="Arial" w:eastAsia="Arial" w:hAnsi="Arial"/>
@@ -1014,7 +1036,7 @@
               <w:vertAlign w:val="baseline"/>
             </w:rPr>
           </w:pPr>
-          <w:hyperlink w:anchor="_5n7hi8r1k4ar">
+          <w:hyperlink w:anchor="_ki4hyqr69vwj">
             <w:r>
               <w:rPr>
                 <w:rFonts w:ascii="Arial" w:cs="Arial" w:eastAsia="Arial" w:hAnsi="Arial"/>
@@ -1035,7 +1057,7 @@
               <w:t xml:space="preserve">2</w:t>
             </w:r>
           </w:hyperlink>
-          <w:hyperlink w:anchor="_5n7hi8r1k4ar">
+          <w:hyperlink w:anchor="_ki4hyqr69vwj">
             <w:r>
               <w:rPr>
                 <w:rFonts w:ascii="Arial" w:cs="Arial" w:eastAsia="Arial" w:hAnsi="Arial"/>
@@ -1056,7 +1078,7 @@
           </w:hyperlink>
           <w:r>
             <w:fldChar w:fldCharType="begin"/>
-            <w:instrText xml:space="preserve"> PAGEREF _5n7hi8r1k4ar \h </w:instrText>
+            <w:instrText xml:space="preserve"> PAGEREF _ki4hyqr69vwj \h </w:instrText>
             <w:fldChar w:fldCharType="separate"/>
           </w:r>
           <w:r>
@@ -1091,6 +1113,7 @@
         </w:p>
         <w:p>
           <w:pPr>
+            <w:ind w:left="0" w:right="0" w:firstLine="0"/>
             <w:rPr>
               <w:rFonts w:ascii="Arial" w:cs="Arial" w:eastAsia="Arial" w:hAnsi="Arial"/>
               <w:b w:val="1"/>
@@ -1112,7 +1135,7 @@
     <w:p>
       <w:pPr>
         <w:spacing w:after="200" w:line="276" w:lineRule="auto"/>
-        <w:ind w:right="0"/>
+        <w:ind w:left="0" w:right="0" w:firstLine="0"/>
         <w:jc w:val="left"/>
         <w:rPr>
           <w:rFonts w:ascii="Arial" w:cs="Arial" w:eastAsia="Arial" w:hAnsi="Arial"/>
@@ -1135,13 +1158,13 @@
           <w:ilvl w:val="0"/>
           <w:numId w:val="1"/>
         </w:numPr>
-        <w:ind w:left="432" w:hanging="432"/>
-        <w:rPr>
-          <w:rFonts w:ascii="Arial" w:cs="Arial" w:eastAsia="Arial" w:hAnsi="Arial"/>
-          <w:color w:val="231f20"/>
-        </w:rPr>
-      </w:pPr>
-      <w:bookmarkStart w:colFirst="0" w:colLast="0" w:name="_iq9fs3bmoynk" w:id="1"/>
+        <w:ind w:left="0" w:right="0" w:firstLine="0"/>
+        <w:rPr>
+          <w:rFonts w:ascii="Arial" w:cs="Arial" w:eastAsia="Arial" w:hAnsi="Arial"/>
+          <w:color w:val="231f20"/>
+        </w:rPr>
+      </w:pPr>
+      <w:bookmarkStart w:colFirst="0" w:colLast="0" w:name="_h63mojnufnwk" w:id="1"/>
       <w:bookmarkEnd w:id="1"/>
       <w:r>
         <w:rPr>
@@ -1155,6 +1178,7 @@
     <w:p>
       <w:pPr>
         <w:spacing w:before="240" w:lineRule="auto"/>
+        <w:ind w:left="0" w:right="0" w:firstLine="0"/>
         <w:rPr>
           <w:rFonts w:ascii="Arial" w:cs="Arial" w:eastAsia="Arial" w:hAnsi="Arial"/>
           <w:color w:val="231f20"/>
@@ -1171,6 +1195,7 @@
     </w:p>
     <w:p>
       <w:pPr>
+        <w:ind w:left="0" w:right="0" w:firstLine="0"/>
         <w:rPr>
           <w:rFonts w:ascii="Arial" w:cs="Arial" w:eastAsia="Arial" w:hAnsi="Arial"/>
           <w:color w:val="231f20"/>
@@ -1180,7 +1205,7 @@
           <w:headerReference r:id="rId7" w:type="default"/>
           <w:footerReference r:id="rId8" w:type="default"/>
           <w:pgSz w:h="16838" w:w="11906" w:orient="portrait"/>
-          <w:pgMar w:bottom="245" w:top="1440" w:left="432" w:right="1138" w:header="562" w:footer="562"/>
+          <w:pgMar w:bottom="1133.8582677165355" w:top="1133.8582677165355" w:left="850.3937007874016" w:right="850.3937007874016" w:header="562" w:footer="562"/>
           <w:pgNumType w:start="1"/>
           <w:titlePg w:val="1"/>
         </w:sectPr>
@@ -1202,14 +1227,14 @@
           <w:numId w:val="1"/>
         </w:numPr>
         <w:spacing w:after="200" w:line="276" w:lineRule="auto"/>
-        <w:ind w:left="432" w:hanging="432"/>
+        <w:ind w:left="0" w:right="0" w:firstLine="0"/>
         <w:jc w:val="left"/>
         <w:rPr>
           <w:rFonts w:ascii="Arial" w:cs="Arial" w:eastAsia="Arial" w:hAnsi="Arial"/>
           <w:color w:val="231f20"/>
         </w:rPr>
       </w:pPr>
-      <w:bookmarkStart w:colFirst="0" w:colLast="0" w:name="_5n7hi8r1k4ar" w:id="2"/>
+      <w:bookmarkStart w:colFirst="0" w:colLast="0" w:name="_ki4hyqr69vwj" w:id="2"/>
       <w:bookmarkEnd w:id="2"/>
       <w:r>
         <w:rPr>
@@ -1226,14 +1251,14 @@
           <w:tab w:val="left" w:leader="none" w:pos="6309"/>
         </w:tabs>
         <w:spacing w:after="200" w:line="276" w:lineRule="auto"/>
-        <w:ind w:right="0"/>
+        <w:ind w:left="0" w:right="0" w:firstLine="0"/>
         <w:jc w:val="left"/>
         <w:rPr>
           <w:rFonts w:ascii="Arial" w:cs="Arial" w:eastAsia="Arial" w:hAnsi="Arial"/>
           <w:color w:val="231f20"/>
         </w:rPr>
       </w:pPr>
-      <w:bookmarkStart w:colFirst="0" w:colLast="0" w:name="_ddyk6unyesja" w:id="3"/>
+      <w:bookmarkStart w:colFirst="0" w:colLast="0" w:name="_5feys2abuyv2" w:id="3"/>
       <w:bookmarkEnd w:id="3"/>
       <w:r>
         <w:rPr>
@@ -1249,7 +1274,7 @@
       <w:footerReference r:id="rId10" w:type="default"/>
       <w:type w:val="nextPage"/>
       <w:pgSz w:h="11906" w:w="16838" w:orient="landscape"/>
-      <w:pgMar w:bottom="1140" w:top="431" w:left="1140" w:right="1440" w:header="561" w:footer="561"/>
+      <w:pgMar w:bottom="1133.8582677165355" w:top="1133.8582677165355" w:left="850.3937007874016" w:right="850.3937007874016" w:header="561" w:footer="561"/>
     </w:sectPr>
   </w:body>
 </w:document>
@@ -1261,7 +1286,6 @@
     <w:pPr>
       <w:keepNext w:val="0"/>
       <w:keepLines w:val="0"/>
-      <w:pageBreakBefore w:val="0"/>
       <w:widowControl w:val="0"/>
       <w:pBdr>
         <w:top w:space="0" w:sz="0" w:val="nil"/>
@@ -1300,7 +1324,6 @@
     <w:pPr>
       <w:keepNext w:val="0"/>
       <w:keepLines w:val="0"/>
-      <w:pageBreakBefore w:val="0"/>
       <w:widowControl w:val="0"/>
       <w:pBdr>
         <w:top w:color="808080" w:space="0" w:sz="4" w:val="single"/>
@@ -1311,7 +1334,7 @@
       </w:pBdr>
       <w:shd w:fill="auto" w:val="clear"/>
       <w:spacing w:after="0" w:before="0" w:line="240" w:lineRule="auto"/>
-      <w:ind w:left="-142" w:right="0" w:firstLine="0"/>
+      <w:ind w:left="0" w:right="0" w:firstLine="0"/>
       <w:jc w:val="center"/>
       <w:rPr>
         <w:rFonts w:ascii="Tahoma" w:cs="Tahoma" w:eastAsia="Tahoma" w:hAnsi="Tahoma"/>
@@ -1431,20 +1454,20 @@
         <wp:anchor allowOverlap="1" behindDoc="0" distB="0" distT="0" distL="0" distR="0" hidden="0" layoutInCell="1" locked="0" relativeHeight="0" simplePos="0">
           <wp:simplePos x="0" y="0"/>
           <wp:positionH relativeFrom="column">
-            <wp:posOffset>-71119</wp:posOffset>
+            <wp:posOffset>295275</wp:posOffset>
           </wp:positionH>
           <wp:positionV relativeFrom="paragraph">
-            <wp:posOffset>107950</wp:posOffset>
+            <wp:posOffset>104775</wp:posOffset>
           </wp:positionV>
           <wp:extent cx="962941" cy="363600"/>
           <wp:effectExtent b="0" l="0" r="0" t="0"/>
           <wp:wrapNone/>
-          <wp:docPr id="4" name="image1.png"/>
+          <wp:docPr id="2" name="image2.png"/>
           <a:graphic>
             <a:graphicData uri="http://schemas.openxmlformats.org/drawingml/2006/picture">
               <pic:pic>
                 <pic:nvPicPr>
-                  <pic:cNvPr id="0" name="image1.png"/>
+                  <pic:cNvPr id="0" name="image2.png"/>
                   <pic:cNvPicPr preferRelativeResize="0"/>
                 </pic:nvPicPr>
                 <pic:blipFill>
@@ -1478,7 +1501,6 @@
     <w:pPr>
       <w:keepNext w:val="0"/>
       <w:keepLines w:val="0"/>
-      <w:pageBreakBefore w:val="0"/>
       <w:widowControl w:val="0"/>
       <w:pBdr>
         <w:top w:space="0" w:sz="0" w:val="nil"/>
@@ -1517,7 +1539,6 @@
     <w:pPr>
       <w:keepNext w:val="0"/>
       <w:keepLines w:val="0"/>
-      <w:pageBreakBefore w:val="0"/>
       <w:widowControl w:val="0"/>
       <w:pBdr>
         <w:top w:color="808080" w:space="0" w:sz="4" w:val="single"/>
@@ -1528,7 +1549,7 @@
       </w:pBdr>
       <w:shd w:fill="auto" w:val="clear"/>
       <w:spacing w:after="0" w:before="0" w:line="240" w:lineRule="auto"/>
-      <w:ind w:left="-142" w:right="0" w:firstLine="0"/>
+      <w:ind w:left="0" w:right="0" w:firstLine="0"/>
       <w:jc w:val="center"/>
       <w:rPr>
         <w:rFonts w:ascii="Tahoma" w:cs="Tahoma" w:eastAsia="Tahoma" w:hAnsi="Tahoma"/>
@@ -1564,6 +1585,7 @@
         <w:rtl w:val="0"/>
       </w:rPr>
       <w:br w:type="textWrapping"/>
+      <w:tab/>
       <w:tab/>
       <w:tab/>
       <w:tab/>
@@ -1654,20 +1676,20 @@
         <wp:anchor allowOverlap="1" behindDoc="0" distB="0" distT="0" distL="0" distR="0" hidden="0" layoutInCell="1" locked="0" relativeHeight="0" simplePos="0">
           <wp:simplePos x="0" y="0"/>
           <wp:positionH relativeFrom="column">
-            <wp:posOffset>-71119</wp:posOffset>
+            <wp:posOffset>295275</wp:posOffset>
           </wp:positionH>
           <wp:positionV relativeFrom="paragraph">
-            <wp:posOffset>107950</wp:posOffset>
+            <wp:posOffset>104775</wp:posOffset>
           </wp:positionV>
           <wp:extent cx="962941" cy="363600"/>
           <wp:effectExtent b="0" l="0" r="0" t="0"/>
           <wp:wrapNone/>
-          <wp:docPr id="2" name="image1.png"/>
+          <wp:docPr id="1" name="image2.png"/>
           <a:graphic>
             <a:graphicData uri="http://schemas.openxmlformats.org/drawingml/2006/picture">
               <pic:pic>
                 <pic:nvPicPr>
-                  <pic:cNvPr id="0" name="image1.png"/>
+                  <pic:cNvPr id="0" name="image2.png"/>
                   <pic:cNvPicPr preferRelativeResize="0"/>
                 </pic:nvPicPr>
                 <pic:blipFill>
@@ -1701,7 +1723,6 @@
     <w:pPr>
       <w:keepNext w:val="0"/>
       <w:keepLines w:val="0"/>
-      <w:pageBreakBefore w:val="0"/>
       <w:widowControl w:val="0"/>
       <w:pBdr>
         <w:top w:space="0" w:sz="0" w:val="nil"/>
@@ -1726,20 +1747,20 @@
         <wp:anchor allowOverlap="1" behindDoc="0" distB="0" distT="0" distL="114300" distR="114300" hidden="0" layoutInCell="1" locked="0" relativeHeight="0" simplePos="0">
           <wp:simplePos x="0" y="0"/>
           <wp:positionH relativeFrom="column">
-            <wp:posOffset>85726</wp:posOffset>
+            <wp:posOffset>85727</wp:posOffset>
           </wp:positionH>
           <wp:positionV relativeFrom="paragraph">
-            <wp:posOffset>-73568</wp:posOffset>
+            <wp:posOffset>-73567</wp:posOffset>
           </wp:positionV>
           <wp:extent cx="1355753" cy="1011600"/>
           <wp:effectExtent b="0" l="0" r="0" t="0"/>
           <wp:wrapNone/>
-          <wp:docPr id="3" name="image2.png"/>
+          <wp:docPr id="5" name="image1.png"/>
           <a:graphic>
             <a:graphicData uri="http://schemas.openxmlformats.org/drawingml/2006/picture">
               <pic:pic>
                 <pic:nvPicPr>
-                  <pic:cNvPr id="0" name="image2.png"/>
+                  <pic:cNvPr id="0" name="image1.png"/>
                   <pic:cNvPicPr preferRelativeResize="0"/>
                 </pic:nvPicPr>
                 <pic:blipFill>
@@ -1767,20 +1788,20 @@
   <w:tbl>
     <w:tblPr>
       <w:tblStyle w:val="Table1"/>
-      <w:tblW w:w="9810.0" w:type="dxa"/>
+      <w:tblW w:w="10200.0" w:type="dxa"/>
       <w:jc w:val="left"/>
       <w:tblLayout w:type="fixed"/>
       <w:tblLook w:val="0400"/>
     </w:tblPr>
     <w:tblGrid>
       <w:gridCol w:w="3510"/>
-      <w:gridCol w:w="3235"/>
-      <w:gridCol w:w="3065"/>
+      <w:gridCol w:w="3240"/>
+      <w:gridCol w:w="3450"/>
       <w:tblGridChange w:id="0">
         <w:tblGrid>
           <w:gridCol w:w="3510"/>
-          <w:gridCol w:w="3235"/>
-          <w:gridCol w:w="3065"/>
+          <w:gridCol w:w="3240"/>
+          <w:gridCol w:w="3450"/>
         </w:tblGrid>
       </w:tblGridChange>
     </w:tblGrid>
@@ -2257,7 +2278,6 @@
     <w:pPr>
       <w:keepNext w:val="0"/>
       <w:keepLines w:val="0"/>
-      <w:pageBreakBefore w:val="0"/>
       <w:widowControl w:val="1"/>
       <w:pBdr>
         <w:top w:space="0" w:sz="0" w:val="nil"/>
@@ -2305,7 +2325,6 @@
     <w:pPr>
       <w:keepNext w:val="0"/>
       <w:keepLines w:val="0"/>
-      <w:pageBreakBefore w:val="0"/>
       <w:widowControl w:val="0"/>
       <w:pBdr>
         <w:top w:space="0" w:sz="0" w:val="nil"/>
@@ -2344,20 +2363,20 @@
         <wp:anchor allowOverlap="1" behindDoc="0" distB="0" distT="0" distL="114300" distR="114300" hidden="0" layoutInCell="1" locked="0" relativeHeight="0" simplePos="0">
           <wp:simplePos x="0" y="0"/>
           <wp:positionH relativeFrom="column">
-            <wp:posOffset>85726</wp:posOffset>
+            <wp:posOffset>85727</wp:posOffset>
           </wp:positionH>
           <wp:positionV relativeFrom="paragraph">
-            <wp:posOffset>-180974</wp:posOffset>
+            <wp:posOffset>-180972</wp:posOffset>
           </wp:positionV>
           <wp:extent cx="1355753" cy="1011600"/>
           <wp:effectExtent b="0" l="0" r="0" t="0"/>
           <wp:wrapNone/>
-          <wp:docPr id="1" name="image2.png"/>
+          <wp:docPr id="4" name="image1.png"/>
           <a:graphic>
             <a:graphicData uri="http://schemas.openxmlformats.org/drawingml/2006/picture">
               <pic:pic>
                 <pic:nvPicPr>
-                  <pic:cNvPr id="0" name="image2.png"/>
+                  <pic:cNvPr id="0" name="image1.png"/>
                   <pic:cNvPicPr preferRelativeResize="0"/>
                 </pic:nvPicPr>
                 <pic:blipFill>
@@ -2385,20 +2404,20 @@
   <w:tbl>
     <w:tblPr>
       <w:tblStyle w:val="Table2"/>
-      <w:tblW w:w="14097.0" w:type="dxa"/>
+      <w:tblW w:w="15165.0" w:type="dxa"/>
       <w:jc w:val="left"/>
       <w:tblLayout w:type="fixed"/>
       <w:tblLook w:val="0400"/>
     </w:tblPr>
     <w:tblGrid>
-      <w:gridCol w:w="7797"/>
-      <w:gridCol w:w="3235"/>
-      <w:gridCol w:w="3065"/>
+      <w:gridCol w:w="7800"/>
+      <w:gridCol w:w="3240"/>
+      <w:gridCol w:w="4125"/>
       <w:tblGridChange w:id="0">
         <w:tblGrid>
-          <w:gridCol w:w="7797"/>
-          <w:gridCol w:w="3235"/>
-          <w:gridCol w:w="3065"/>
+          <w:gridCol w:w="7800"/>
+          <w:gridCol w:w="3240"/>
+          <w:gridCol w:w="4125"/>
         </w:tblGrid>
       </w:tblGridChange>
     </w:tblGrid>
@@ -2875,7 +2894,6 @@
     <w:pPr>
       <w:keepNext w:val="0"/>
       <w:keepLines w:val="0"/>
-      <w:pageBreakBefore w:val="0"/>
       <w:widowControl w:val="1"/>
       <w:pBdr>
         <w:top w:space="0" w:sz="0" w:val="nil"/>

--- a/deliveries/cases/EN/4.docx
+++ b/deliveries/cases/EN/4.docx
@@ -212,7 +212,7 @@
           <w:color w:val="231f20"/>
         </w:rPr>
       </w:pPr>
-      <w:bookmarkStart w:colFirst="0" w:colLast="0" w:name="_yf0np8297gem" w:id="0"/>
+      <w:bookmarkStart w:colFirst="0" w:colLast="0" w:name="_jtied39gmlij" w:id="0"/>
       <w:bookmarkEnd w:id="0"/>
       <w:r>
         <w:rPr>
@@ -879,7 +879,7 @@
     </w:p>
     <w:sdt>
       <w:sdtPr>
-        <w:id w:val="719983150"/>
+        <w:id w:val="199337423"/>
         <w:docPartObj>
           <w:docPartGallery w:val="Table of Contents"/>
           <w:docPartUnique w:val="1"/>
@@ -926,7 +926,7 @@
             <w:instrText xml:space="preserve"> TOC \h \u \z \t "Heading 1,1,Heading 2,2,Heading 3,3,"</w:instrText>
             <w:fldChar w:fldCharType="separate"/>
           </w:r>
-          <w:hyperlink w:anchor="_h63mojnufnwk">
+          <w:hyperlink w:anchor="_reufa84yx08l">
             <w:r>
               <w:rPr>
                 <w:rFonts w:ascii="Arial" w:cs="Arial" w:eastAsia="Arial" w:hAnsi="Arial"/>
@@ -947,7 +947,7 @@
               <w:t xml:space="preserve">1</w:t>
             </w:r>
           </w:hyperlink>
-          <w:hyperlink w:anchor="_h63mojnufnwk">
+          <w:hyperlink w:anchor="_reufa84yx08l">
             <w:r>
               <w:rPr>
                 <w:rFonts w:ascii="Arial" w:cs="Arial" w:eastAsia="Arial" w:hAnsi="Arial"/>
@@ -968,7 +968,7 @@
           </w:hyperlink>
           <w:r>
             <w:fldChar w:fldCharType="begin"/>
-            <w:instrText xml:space="preserve"> PAGEREF _h63mojnufnwk \h </w:instrText>
+            <w:instrText xml:space="preserve"> PAGEREF _reufa84yx08l \h </w:instrText>
             <w:fldChar w:fldCharType="separate"/>
           </w:r>
           <w:r>
@@ -1036,7 +1036,7 @@
               <w:vertAlign w:val="baseline"/>
             </w:rPr>
           </w:pPr>
-          <w:hyperlink w:anchor="_ki4hyqr69vwj">
+          <w:hyperlink w:anchor="_lle1y6oj2omx">
             <w:r>
               <w:rPr>
                 <w:rFonts w:ascii="Arial" w:cs="Arial" w:eastAsia="Arial" w:hAnsi="Arial"/>
@@ -1057,7 +1057,7 @@
               <w:t xml:space="preserve">2</w:t>
             </w:r>
           </w:hyperlink>
-          <w:hyperlink w:anchor="_ki4hyqr69vwj">
+          <w:hyperlink w:anchor="_lle1y6oj2omx">
             <w:r>
               <w:rPr>
                 <w:rFonts w:ascii="Arial" w:cs="Arial" w:eastAsia="Arial" w:hAnsi="Arial"/>
@@ -1078,7 +1078,7 @@
           </w:hyperlink>
           <w:r>
             <w:fldChar w:fldCharType="begin"/>
-            <w:instrText xml:space="preserve"> PAGEREF _ki4hyqr69vwj \h </w:instrText>
+            <w:instrText xml:space="preserve"> PAGEREF _lle1y6oj2omx \h </w:instrText>
             <w:fldChar w:fldCharType="separate"/>
           </w:r>
           <w:r>
@@ -1164,7 +1164,7 @@
           <w:color w:val="231f20"/>
         </w:rPr>
       </w:pPr>
-      <w:bookmarkStart w:colFirst="0" w:colLast="0" w:name="_h63mojnufnwk" w:id="1"/>
+      <w:bookmarkStart w:colFirst="0" w:colLast="0" w:name="_reufa84yx08l" w:id="1"/>
       <w:bookmarkEnd w:id="1"/>
       <w:r>
         <w:rPr>
@@ -1234,7 +1234,7 @@
           <w:color w:val="231f20"/>
         </w:rPr>
       </w:pPr>
-      <w:bookmarkStart w:colFirst="0" w:colLast="0" w:name="_ki4hyqr69vwj" w:id="2"/>
+      <w:bookmarkStart w:colFirst="0" w:colLast="0" w:name="_lle1y6oj2omx" w:id="2"/>
       <w:bookmarkEnd w:id="2"/>
       <w:r>
         <w:rPr>
@@ -1258,7 +1258,7 @@
           <w:color w:val="231f20"/>
         </w:rPr>
       </w:pPr>
-      <w:bookmarkStart w:colFirst="0" w:colLast="0" w:name="_5feys2abuyv2" w:id="3"/>
+      <w:bookmarkStart w:colFirst="0" w:colLast="0" w:name="_5m2x2ufnho89" w:id="3"/>
       <w:bookmarkEnd w:id="3"/>
       <w:r>
         <w:rPr>
@@ -1747,10 +1747,10 @@
         <wp:anchor allowOverlap="1" behindDoc="0" distB="0" distT="0" distL="114300" distR="114300" hidden="0" layoutInCell="1" locked="0" relativeHeight="0" simplePos="0">
           <wp:simplePos x="0" y="0"/>
           <wp:positionH relativeFrom="column">
-            <wp:posOffset>85727</wp:posOffset>
+            <wp:posOffset>100014</wp:posOffset>
           </wp:positionH>
           <wp:positionV relativeFrom="paragraph">
-            <wp:posOffset>-73567</wp:posOffset>
+            <wp:posOffset>-57149</wp:posOffset>
           </wp:positionV>
           <wp:extent cx="1355753" cy="1011600"/>
           <wp:effectExtent b="0" l="0" r="0" t="0"/>
@@ -2346,8 +2346,6 @@
         <w:smallCaps w:val="0"/>
         <w:strike w:val="0"/>
         <w:color w:val="000000"/>
-        <w:sz w:val="2"/>
-        <w:szCs w:val="2"/>
         <w:u w:val="none"/>
         <w:shd w:fill="auto" w:val="clear"/>
         <w:vertAlign w:val="baseline"/>
@@ -2363,10 +2361,10 @@
         <wp:anchor allowOverlap="1" behindDoc="0" distB="0" distT="0" distL="114300" distR="114300" hidden="0" layoutInCell="1" locked="0" relativeHeight="0" simplePos="0">
           <wp:simplePos x="0" y="0"/>
           <wp:positionH relativeFrom="column">
-            <wp:posOffset>85727</wp:posOffset>
+            <wp:posOffset>100013</wp:posOffset>
           </wp:positionH>
           <wp:positionV relativeFrom="paragraph">
-            <wp:posOffset>-180972</wp:posOffset>
+            <wp:posOffset>-47624</wp:posOffset>
           </wp:positionV>
           <wp:extent cx="1355753" cy="1011600"/>
           <wp:effectExtent b="0" l="0" r="0" t="0"/>

--- a/deliveries/cases/EN/4.docx
+++ b/deliveries/cases/EN/4.docx
@@ -36,7 +36,7 @@
             <wp:extent cx="1880235" cy="1381716"/>
             <wp:effectExtent b="0" l="0" r="0" t="0"/>
             <wp:wrapSquare wrapText="bothSides" distB="0" distT="0" distL="114300" distR="114300"/>
-            <wp:docPr id="3" name="image1.png"/>
+            <wp:docPr id="1" name="image1.png"/>
             <a:graphic>
               <a:graphicData uri="http://schemas.openxmlformats.org/drawingml/2006/picture">
                 <pic:pic>
@@ -212,7 +212,7 @@
           <w:color w:val="231f20"/>
         </w:rPr>
       </w:pPr>
-      <w:bookmarkStart w:colFirst="0" w:colLast="0" w:name="_jtied39gmlij" w:id="0"/>
+      <w:bookmarkStart w:colFirst="0" w:colLast="0" w:name="_6i8wbl3f5sr3" w:id="0"/>
       <w:bookmarkEnd w:id="0"/>
       <w:r>
         <w:rPr>
@@ -879,7 +879,7 @@
     </w:p>
     <w:sdt>
       <w:sdtPr>
-        <w:id w:val="199337423"/>
+        <w:id w:val="1262171231"/>
         <w:docPartObj>
           <w:docPartGallery w:val="Table of Contents"/>
           <w:docPartUnique w:val="1"/>
@@ -926,7 +926,7 @@
             <w:instrText xml:space="preserve"> TOC \h \u \z \t "Heading 1,1,Heading 2,2,Heading 3,3,"</w:instrText>
             <w:fldChar w:fldCharType="separate"/>
           </w:r>
-          <w:hyperlink w:anchor="_reufa84yx08l">
+          <w:hyperlink w:anchor="_6k4l1cwdpkda">
             <w:r>
               <w:rPr>
                 <w:rFonts w:ascii="Arial" w:cs="Arial" w:eastAsia="Arial" w:hAnsi="Arial"/>
@@ -947,7 +947,7 @@
               <w:t xml:space="preserve">1</w:t>
             </w:r>
           </w:hyperlink>
-          <w:hyperlink w:anchor="_reufa84yx08l">
+          <w:hyperlink w:anchor="_6k4l1cwdpkda">
             <w:r>
               <w:rPr>
                 <w:rFonts w:ascii="Arial" w:cs="Arial" w:eastAsia="Arial" w:hAnsi="Arial"/>
@@ -968,7 +968,7 @@
           </w:hyperlink>
           <w:r>
             <w:fldChar w:fldCharType="begin"/>
-            <w:instrText xml:space="preserve"> PAGEREF _reufa84yx08l \h </w:instrText>
+            <w:instrText xml:space="preserve"> PAGEREF _6k4l1cwdpkda \h </w:instrText>
             <w:fldChar w:fldCharType="separate"/>
           </w:r>
           <w:r>
@@ -1036,7 +1036,7 @@
               <w:vertAlign w:val="baseline"/>
             </w:rPr>
           </w:pPr>
-          <w:hyperlink w:anchor="_lle1y6oj2omx">
+          <w:hyperlink w:anchor="_l21upxtqq6yo">
             <w:r>
               <w:rPr>
                 <w:rFonts w:ascii="Arial" w:cs="Arial" w:eastAsia="Arial" w:hAnsi="Arial"/>
@@ -1057,7 +1057,7 @@
               <w:t xml:space="preserve">2</w:t>
             </w:r>
           </w:hyperlink>
-          <w:hyperlink w:anchor="_lle1y6oj2omx">
+          <w:hyperlink w:anchor="_l21upxtqq6yo">
             <w:r>
               <w:rPr>
                 <w:rFonts w:ascii="Arial" w:cs="Arial" w:eastAsia="Arial" w:hAnsi="Arial"/>
@@ -1078,7 +1078,7 @@
           </w:hyperlink>
           <w:r>
             <w:fldChar w:fldCharType="begin"/>
-            <w:instrText xml:space="preserve"> PAGEREF _lle1y6oj2omx \h </w:instrText>
+            <w:instrText xml:space="preserve"> PAGEREF _l21upxtqq6yo \h </w:instrText>
             <w:fldChar w:fldCharType="separate"/>
           </w:r>
           <w:r>
@@ -1164,7 +1164,7 @@
           <w:color w:val="231f20"/>
         </w:rPr>
       </w:pPr>
-      <w:bookmarkStart w:colFirst="0" w:colLast="0" w:name="_reufa84yx08l" w:id="1"/>
+      <w:bookmarkStart w:colFirst="0" w:colLast="0" w:name="_6k4l1cwdpkda" w:id="1"/>
       <w:bookmarkEnd w:id="1"/>
       <w:r>
         <w:rPr>
@@ -1234,7 +1234,7 @@
           <w:color w:val="231f20"/>
         </w:rPr>
       </w:pPr>
-      <w:bookmarkStart w:colFirst="0" w:colLast="0" w:name="_lle1y6oj2omx" w:id="2"/>
+      <w:bookmarkStart w:colFirst="0" w:colLast="0" w:name="_l21upxtqq6yo" w:id="2"/>
       <w:bookmarkEnd w:id="2"/>
       <w:r>
         <w:rPr>
@@ -1258,7 +1258,7 @@
           <w:color w:val="231f20"/>
         </w:rPr>
       </w:pPr>
-      <w:bookmarkStart w:colFirst="0" w:colLast="0" w:name="_5m2x2ufnho89" w:id="3"/>
+      <w:bookmarkStart w:colFirst="0" w:colLast="0" w:name="_hnn9yxlhiap1" w:id="3"/>
       <w:bookmarkEnd w:id="3"/>
       <w:r>
         <w:rPr>
@@ -1335,7 +1335,7 @@
       <w:shd w:fill="auto" w:val="clear"/>
       <w:spacing w:after="0" w:before="0" w:line="240" w:lineRule="auto"/>
       <w:ind w:left="0" w:right="0" w:firstLine="0"/>
-      <w:jc w:val="center"/>
+      <w:jc w:val="right"/>
       <w:rPr>
         <w:rFonts w:ascii="Tahoma" w:cs="Tahoma" w:eastAsia="Tahoma" w:hAnsi="Tahoma"/>
         <w:b w:val="0"/>
@@ -1449,48 +1449,6 @@
         <w:rtl w:val="0"/>
       </w:rPr>
     </w:r>
-    <w:r>
-      <w:drawing>
-        <wp:anchor allowOverlap="1" behindDoc="0" distB="0" distT="0" distL="0" distR="0" hidden="0" layoutInCell="1" locked="0" relativeHeight="0" simplePos="0">
-          <wp:simplePos x="0" y="0"/>
-          <wp:positionH relativeFrom="column">
-            <wp:posOffset>295275</wp:posOffset>
-          </wp:positionH>
-          <wp:positionV relativeFrom="paragraph">
-            <wp:posOffset>104775</wp:posOffset>
-          </wp:positionV>
-          <wp:extent cx="962941" cy="363600"/>
-          <wp:effectExtent b="0" l="0" r="0" t="0"/>
-          <wp:wrapNone/>
-          <wp:docPr id="2" name="image2.png"/>
-          <a:graphic>
-            <a:graphicData uri="http://schemas.openxmlformats.org/drawingml/2006/picture">
-              <pic:pic>
-                <pic:nvPicPr>
-                  <pic:cNvPr id="0" name="image2.png"/>
-                  <pic:cNvPicPr preferRelativeResize="0"/>
-                </pic:nvPicPr>
-                <pic:blipFill>
-                  <a:blip r:embed="rId1"/>
-                  <a:srcRect b="0" l="0" r="0" t="0"/>
-                  <a:stretch>
-                    <a:fillRect/>
-                  </a:stretch>
-                </pic:blipFill>
-                <pic:spPr>
-                  <a:xfrm>
-                    <a:off x="0" y="0"/>
-                    <a:ext cx="962941" cy="363600"/>
-                  </a:xfrm>
-                  <a:prstGeom prst="rect"/>
-                  <a:ln/>
-                </pic:spPr>
-              </pic:pic>
-            </a:graphicData>
-          </a:graphic>
-        </wp:anchor>
-      </w:drawing>
-    </w:r>
   </w:p>
 </w:ftr>
 </file>
@@ -1550,7 +1508,7 @@
       <w:shd w:fill="auto" w:val="clear"/>
       <w:spacing w:after="0" w:before="0" w:line="240" w:lineRule="auto"/>
       <w:ind w:left="0" w:right="0" w:firstLine="0"/>
-      <w:jc w:val="center"/>
+      <w:jc w:val="right"/>
       <w:rPr>
         <w:rFonts w:ascii="Tahoma" w:cs="Tahoma" w:eastAsia="Tahoma" w:hAnsi="Tahoma"/>
         <w:b w:val="0"/>
@@ -1671,48 +1629,6 @@
         <w:rtl w:val="0"/>
       </w:rPr>
     </w:r>
-    <w:r>
-      <w:drawing>
-        <wp:anchor allowOverlap="1" behindDoc="0" distB="0" distT="0" distL="0" distR="0" hidden="0" layoutInCell="1" locked="0" relativeHeight="0" simplePos="0">
-          <wp:simplePos x="0" y="0"/>
-          <wp:positionH relativeFrom="column">
-            <wp:posOffset>295275</wp:posOffset>
-          </wp:positionH>
-          <wp:positionV relativeFrom="paragraph">
-            <wp:posOffset>104775</wp:posOffset>
-          </wp:positionV>
-          <wp:extent cx="962941" cy="363600"/>
-          <wp:effectExtent b="0" l="0" r="0" t="0"/>
-          <wp:wrapNone/>
-          <wp:docPr id="1" name="image2.png"/>
-          <a:graphic>
-            <a:graphicData uri="http://schemas.openxmlformats.org/drawingml/2006/picture">
-              <pic:pic>
-                <pic:nvPicPr>
-                  <pic:cNvPr id="0" name="image2.png"/>
-                  <pic:cNvPicPr preferRelativeResize="0"/>
-                </pic:nvPicPr>
-                <pic:blipFill>
-                  <a:blip r:embed="rId1"/>
-                  <a:srcRect b="0" l="0" r="0" t="0"/>
-                  <a:stretch>
-                    <a:fillRect/>
-                  </a:stretch>
-                </pic:blipFill>
-                <pic:spPr>
-                  <a:xfrm>
-                    <a:off x="0" y="0"/>
-                    <a:ext cx="962941" cy="363600"/>
-                  </a:xfrm>
-                  <a:prstGeom prst="rect"/>
-                  <a:ln/>
-                </pic:spPr>
-              </pic:pic>
-            </a:graphicData>
-          </a:graphic>
-        </wp:anchor>
-      </w:drawing>
-    </w:r>
   </w:p>
 </w:ftr>
 </file>
@@ -1747,15 +1663,15 @@
         <wp:anchor allowOverlap="1" behindDoc="0" distB="0" distT="0" distL="114300" distR="114300" hidden="0" layoutInCell="1" locked="0" relativeHeight="0" simplePos="0">
           <wp:simplePos x="0" y="0"/>
           <wp:positionH relativeFrom="column">
-            <wp:posOffset>100014</wp:posOffset>
+            <wp:posOffset>100016</wp:posOffset>
           </wp:positionH>
           <wp:positionV relativeFrom="paragraph">
-            <wp:posOffset>-57149</wp:posOffset>
+            <wp:posOffset>-57148</wp:posOffset>
           </wp:positionV>
           <wp:extent cx="1355753" cy="1011600"/>
           <wp:effectExtent b="0" l="0" r="0" t="0"/>
           <wp:wrapNone/>
-          <wp:docPr id="5" name="image1.png"/>
+          <wp:docPr id="3" name="image1.png"/>
           <a:graphic>
             <a:graphicData uri="http://schemas.openxmlformats.org/drawingml/2006/picture">
               <pic:pic>
@@ -2361,15 +2277,15 @@
         <wp:anchor allowOverlap="1" behindDoc="0" distB="0" distT="0" distL="114300" distR="114300" hidden="0" layoutInCell="1" locked="0" relativeHeight="0" simplePos="0">
           <wp:simplePos x="0" y="0"/>
           <wp:positionH relativeFrom="column">
-            <wp:posOffset>100013</wp:posOffset>
+            <wp:posOffset>100014</wp:posOffset>
           </wp:positionH>
           <wp:positionV relativeFrom="paragraph">
-            <wp:posOffset>-47624</wp:posOffset>
+            <wp:posOffset>-47623</wp:posOffset>
           </wp:positionV>
           <wp:extent cx="1355753" cy="1011600"/>
           <wp:effectExtent b="0" l="0" r="0" t="0"/>
           <wp:wrapNone/>
-          <wp:docPr id="4" name="image1.png"/>
+          <wp:docPr id="2" name="image1.png"/>
           <a:graphic>
             <a:graphicData uri="http://schemas.openxmlformats.org/drawingml/2006/picture">
               <pic:pic>
